--- a/lehre/GDV_WS2627/Uebungsklausur_GDV_WS2627_Loesung.docx
+++ b/lehre/GDV_WS2627/Uebungsklausur_GDV_WS2627_Loesung.docx
@@ -469,7 +469,7 @@
                 <w:b w:val="false"/>
                 <w:bCs w:val="false"/>
               </w:rPr>
-              <w:t xml:space="preserve">Beim Kauf eines Brötchens gegen Barzahlung werden insgesamt drei Rechtsgeschäfte geschlossen.</w:t>
+              <w:t xml:space="preserve">Ein einem Anwesenden gemachter Antrag kann grundsätzlich nur sofort angenommen werden.</w:t>
             </w:r>
           </w:p>
         </w:tc>
@@ -521,7 +521,7 @@
                 <w:b w:val="false"/>
                 <w:bCs w:val="false"/>
               </w:rPr>
-              <w:t xml:space="preserve">Kaufvertrag + 2 Übereignungen</w:t>
+              <w:t xml:space="preserve">§ 147 Abs. 1 S. 1</w:t>
             </w:r>
           </w:p>
         </w:tc>
@@ -4757,7 +4757,7 @@
         <w:t xml:space="preserve">Korrekturhinweis: </w:t>
       </w:r>
       <w:r>
-        <w:t xml:space="preserve">Didaktischer Zweck: Im Unterschied zur Abschlussklausur scheitert die Anfechtung hier an § 121 BGB. Bitte in der Besprechung ausdrücklich herausstellen, dass der Aufbau gleich bleibt und nur die Subsumtion kippt.</w:t>
+        <w:t xml:space="preserve">Didaktischer Zweck: § 121 BGB als typische Falle. Der Aufbau bis zur Anfechtungsfrist ist unproblematisch; erst die Subsumtion unter „unverzüglich“ entscheidet den Fall.</w:t>
       </w:r>
     </w:p>
     <w:p>
